--- a/deliverables/Corporate_Wallet_Digital_Twin_V3_Technical_Foundations.docx
+++ b/deliverables/Corporate_Wallet_Digital_Twin_V3_Technical_Foundations.docx
@@ -6661,7 +6661,7 @@
         <w:t>data_products.sql</w:t>
       </w:r>
       <w:r>
-        <w:t xml:space="preserve">. Unity Catalog tags and policies are specified in </w:t>
+        <w:t xml:space="preserve">. The V3 extension adds Shadow Wallet draws and edges, PU product-need estimates, Bayesian change-point state, leakage alarms, Treasury graph snapshots, portfolio scenarios and selections, and evidence-acquisition plans. Unity Catalog tags and policies are specified in </w:t>
       </w:r>
       <w:r>
         <w:rPr>
@@ -6672,7 +6672,7 @@
         <w:t>unity_catalog_controls.sql</w:t>
       </w:r>
       <w:r>
-        <w:t>. The implementation is a deployable definition, not evidence that a bank metastore has been provisioned or that a production feed has reconciled.</w:t>
+        <w:t>, including client-level and sensitive-economics tags on the new products. The implementation is a deployable definition, not evidence that a bank metastore has been provisioned or that a production feed has reconciled.</w:t>
       </w:r>
     </w:p>
     <w:p>
@@ -13116,7 +13116,7 @@
         <w:keepLines/>
       </w:pPr>
       <w:r>
-        <w:t xml:space="preserve">Core endpoints include opportunity lists, client twin views, explanations, scenario evaluation, interactions, outcomes, evidence candidates/reviews, model validation and rate cards. All modeled reads require </w:t>
+        <w:t xml:space="preserve">Core endpoints include opportunity lists, client twin views, explanations, scenario evaluation, interactions, outcomes, evidence candidates/reviews, model validation and rate cards. The composed V3 surface adds eight entitled routes: Decision Lab aggregate, opportunities, client latent network, leakage, action portfolio, evidence acquisition, decision brief and V3 validation. All modeled reads require </w:t>
       </w:r>
       <w:r>
         <w:rPr>
@@ -13255,7 +13255,62 @@
         <w:t>AccessDecisionLogged</w:t>
       </w:r>
       <w:r>
-        <w:t>. The event envelope has a stable event ID, schema version, producer, event time, as-of time and correlation/causation identifiers.</w:t>
+        <w:t xml:space="preserve">. V3 adds </w:t>
+      </w:r>
+      <w:r>
+        <w:rPr>
+          <w:rFonts w:ascii="Consolas" w:hAnsi="Consolas"/>
+          <w:color w:val="0B1F3A"/>
+          <w:sz w:val="19"/>
+        </w:rPr>
+        <w:t>ShadowWalletReconstructed</w:t>
+      </w:r>
+      <w:r>
+        <w:t xml:space="preserve">, </w:t>
+      </w:r>
+      <w:r>
+        <w:rPr>
+          <w:rFonts w:ascii="Consolas" w:hAnsi="Consolas"/>
+          <w:color w:val="0B1F3A"/>
+          <w:sz w:val="19"/>
+        </w:rPr>
+        <w:t>LeakageSignalPublished</w:t>
+      </w:r>
+      <w:r>
+        <w:t xml:space="preserve">, </w:t>
+      </w:r>
+      <w:r>
+        <w:rPr>
+          <w:rFonts w:ascii="Consolas" w:hAnsi="Consolas"/>
+          <w:color w:val="0B1F3A"/>
+          <w:sz w:val="19"/>
+        </w:rPr>
+        <w:t>ActionPortfolioSelected</w:t>
+      </w:r>
+      <w:r>
+        <w:t xml:space="preserve">, </w:t>
+      </w:r>
+      <w:r>
+        <w:rPr>
+          <w:rFonts w:ascii="Consolas" w:hAnsi="Consolas"/>
+          <w:color w:val="0B1F3A"/>
+          <w:sz w:val="19"/>
+        </w:rPr>
+        <w:t>EvidenceAcquisitionApproved</w:t>
+      </w:r>
+      <w:r>
+        <w:t xml:space="preserve"> and </w:t>
+      </w:r>
+      <w:r>
+        <w:rPr>
+          <w:rFonts w:ascii="Consolas" w:hAnsi="Consolas"/>
+          <w:color w:val="0B1F3A"/>
+          <w:sz w:val="19"/>
+        </w:rPr>
+        <w:t>DecisionBriefCompiled</w:t>
+      </w:r>
+      <w:r>
+        <w:t>. The same governed event envelope supplies a stable event ID, schema version, producer, event time, as-of time, artifact versions, entitlement context and correlation/causation identifiers.</w:t>
       </w:r>
     </w:p>
     <w:p>
@@ -19928,7 +19983,7 @@
         <w:t>/v1</w:t>
       </w:r>
       <w:r>
-        <w:t xml:space="preserve"> routes and adds seven entitled reads: opportunities, client latent network, leakage, action portfolio, evidence acquisition, opportunity brief and validation. Seven JSON Schemas describe the change-point signal, evidence plan, leakage alarm, composed opportunity view, PU need estimate, robust portfolio and Shadow Wallet, bringing the total catalogue to 22.</w:t>
+        <w:t xml:space="preserve"> routes and adds eight entitled reads: the composed Decision Lab aggregate, opportunities, client latent network, leakage, action portfolio, evidence acquisition, opportunity brief and validation. Seven JSON Schemas describe the change-point signal, evidence plan, leakage alarm, composed opportunity view, PU need estimate, robust portfolio and Shadow Wallet, bringing the total catalogue to 22.</w:t>
       </w:r>
     </w:p>
     <w:p>
@@ -19973,7 +20028,7 @@
         <w:keepLines/>
       </w:pPr>
       <w:r>
-        <w:t>Delta data products should add Shadow Wallet draws/quantiles, PU features/predictions, change-point run-length summaries, leakage alarms, treasury graph snapshots, portfolio scenarios/selections and VOI candidates/plans. PostgreSQL stores current workflow and review state; MSK carries eligibility, assignment, display, interaction, action, outcome, evidence approval and access decisions. No service may query another service's database directly.</w:t>
+        <w:t>Delta data products now define Shadow Wallet draws and edges, PU product-need estimates, change-point run-length state, leakage alarms, Treasury graph snapshots, portfolio scenarios/selections and VOI plans. PostgreSQL adds versioned reconstruction runs, signal publications, portfolio selections, evidence-acquisition approvals and brief compilations. MSK carries both the legacy learning events and five V3 completion/publication/selection/approval/compilation events. No service may query another service's database directly.</w:t>
       </w:r>
     </w:p>
     <w:p>
@@ -19991,7 +20046,7 @@
         <w:keepLines/>
       </w:pPr>
       <w:r>
-        <w:t>MLflow model versions must register training data, code, environment, hyperparameters, prior/transport/hazard policies, validation report, subgroup results, owner and approval state. Promotion is model-family-specific:</w:t>
+        <w:t>MLflow model versions must register training data, code, environment, hyperparameters, prior/transport/hazard policies, validation report, subgroup results, owner and approval state. The V3 promotion policy makes the transport manifest, PU selection mechanism, change-point hazard, public-sensor snapshot, CVaR scenario policy, VOI policy and composed V3 validation report mandatory artifacts. Promotion is model-family-specific:</w:t>
       </w:r>
     </w:p>
     <w:p>
@@ -20121,7 +20176,7 @@
         <w:keepLines/>
       </w:pPr>
       <w:r>
-        <w:t>The current repository passes 70 backend tests, frontend lint/build, rendered interface checks and zero production dependency audit findings. V3 validation asserts 100 opportunities, 100 reconstructions, 1,500 anonymous edges, zero median mass-balance error, 33 selected PU positives, 100 change-point series, 12 capacity-respecting actions, eight positive-net-VOI requests, zero measured competitor-share claims and zero causal-value claims.</w:t>
+        <w:t>The current repository passes the complete backend suite across the V1 regression boundary, V2 substrate and V3 layer, plus frontend lint/build, rendered interface checks and zero production dependency audit findings. V3 validation asserts 100 opportunities, 100 reconstructions, 1,500 anonymous edges, zero median mass-balance error, 33 selected PU positives, 100 change-point series, 12 capacity-respecting actions, eight positive-net-VOI requests, zero measured competitor-share claims and zero causal-value claims.</w:t>
       </w:r>
     </w:p>
     <w:p>
